--- a/guj/docx/020.content.docx
+++ b/guj/docx/020.content.docx
@@ -127,7 +127,7 @@
         <w:rPr>
           <w:lang w:val="gu_IN" w:bidi="gu_IN"/>
         </w:rPr>
-        <w:t>ટ</w:t>
+        <w:t>ડ</w:t>
       </w:r>
       <w:r>
         <w:rPr>
@@ -190,7 +190,7 @@
         <w:rPr>
           <w:lang w:val="gu_IN" w:bidi="gu_IN"/>
         </w:rPr>
-        <w:t>ટાંકણ, ટાંકણો, કૂવો, કુવાઓ</w:t>
+        <w:t>ડર,(ભય), ડર લાગે છે, બીક</w:t>
       </w:r>
       <w:r>
         <w:rPr>
@@ -220,7 +220,7 @@
         <w:rPr>
           <w:lang w:val="gu_IN" w:bidi="gu_IN"/>
         </w:rPr>
-        <w:t>"કૂવો" અને "ટાંકણ" શબ્દો બાઇબલના સમયમાં બે અલગ અલગ પ્રકારનાં સ્રોતોનો ઉલ્લેખ કરે છે.</w:t>
+        <w:t>“ડર” અથવા “બીક” શબ્દો જયારે વ્યક્તિને પોતા અથવા અન્ય માટે નુકશાનની ધમકી આપવામાં આવે હોય ત્યારે જે અપ્રિય લાગણી થાય છે, તે દર્શાવે છે.</w:t>
       </w:r>
     </w:p>
     <w:p>
@@ -238,7 +238,7 @@
         <w:rPr>
           <w:lang w:val="gu_IN" w:bidi="gu_IN"/>
         </w:rPr>
-        <w:t>કૂવો જમીનમાં ખોદવામાં આવેલો એક ઊંડો ખાડો છે જેથી ભૂગર્ભ જળ તેમાં પ્રવેશી શકે.</w:t>
+        <w:t>“ડર” શબ્દ, જે વ્યક્તિ સત્તામાં હોય, તેની ધાક અને ઊંડા આદરને પણ દર્શાવી શકે છે.</w:t>
       </w:r>
     </w:p>
     <w:p>
@@ -256,7 +256,14 @@
         <w:rPr>
           <w:lang w:val="gu_IN" w:bidi="gu_IN"/>
         </w:rPr>
-        <w:t>એક ટાંકું ખડકમાં ખોદેલો એક ઊંડો ખાડો છે જેમાં વરસાદી જળ સંઘરી શકાય.</w:t>
+        <w:t>“યહોવાનો ભય” શબ્દસમૂહ તેમજ તેને સંબંધિત શબ્દો, “દેવનો ડર” અને “પ્રભુનો ડર”, દેવ માટે ઊંડો આદર અને તે તેની આજ્ઞા પાળીને દર્શાવવામાં આવે છે.</w:t>
+        <w:br/>
+      </w:r>
+      <w:r>
+        <w:rPr>
+          <w:lang w:val="gu_IN" w:bidi="gu_IN"/>
+        </w:rPr>
+        <w:t>દેવ પવિત્ર છે અને પાપને ધિક્કારે છે તે ભયને જાણી તેના દ્વારા પ્રેરિત થવું તેને દર્શાવે છે.</w:t>
       </w:r>
     </w:p>
     <w:p>
@@ -274,14 +281,18 @@
         <w:rPr>
           <w:lang w:val="gu_IN" w:bidi="gu_IN"/>
         </w:rPr>
-        <w:t>ટાંકા સામાન્ય રીતે ખડકમાં ખોદવામાં આવ્યા હતા અને પાણી રાખવા માટે પ્લાસ્ટરથી બંધ કરવામાં આવ્યા હતા.</w:t>
-        <w:br/>
-      </w:r>
-      <w:r>
-        <w:rPr>
-          <w:lang w:val="gu_IN" w:bidi="gu_IN"/>
-        </w:rPr>
-        <w:t>જ્યારે પ્લાસ્ટર તૂટી પડે જેથી પાણી લીક થાય ત્યારે એક "તૂટેલું ટાંકણ" બન્યું..</w:t>
+        <w:t>બાઈબલ શીખવે છે કે જે વ્યક્તિ યહોવાનો ભય રાખે છે, તે જ્ઞાની થશે.</w:t>
+      </w:r>
+    </w:p>
+    <w:p>
+      <w:pPr>
+        <w:pStyle w:val="Heading3"/>
+      </w:pPr>
+      <w:r>
+        <w:rPr>
+          <w:lang w:val="gu_IN" w:bidi="gu_IN"/>
+        </w:rPr>
+        <w:t>ભાષાંતરના સૂચનો:</w:t>
       </w:r>
     </w:p>
     <w:p>
@@ -299,7 +310,7 @@
         <w:rPr>
           <w:lang w:val="gu_IN" w:bidi="gu_IN"/>
         </w:rPr>
-        <w:t>ટાંકા લોકોના ઘરના આંગણા આગળ છત પરથી પડતા વરસાદી પાણીને ઝીલવા માટે રાખેલા હોય છે.</w:t>
+        <w:t>સંદર્ભ પર આધાર રાખીને, “ડર” શબ્દનું ભાષાંતર, “બીક લાગવી” અથવા “ઊંડો આદર” અથવા “આદર હોવો” તરીકે કરી શકાય છે.</w:t>
       </w:r>
     </w:p>
     <w:p>
@@ -317,7 +328,7 @@
         <w:rPr>
           <w:lang w:val="gu_IN" w:bidi="gu_IN"/>
         </w:rPr>
-        <w:t>ઘણી વખત કૂવાઓ એવી જગ્યાએ હતા જ્યાંથી ઘણા કુટુંબો અથવા આખો સમાજ પાણી ભરી શકે.</w:t>
+        <w:t>“બીક” શબ્દનું ભાષાંતર, “ભયગ્રસ્ત” અથવા “ભયભીત” અથવા “ભયજનક” તરીકે કરી શકાય છે.</w:t>
       </w:r>
     </w:p>
     <w:p>
@@ -335,7 +346,7 @@
         <w:rPr>
           <w:lang w:val="gu_IN" w:bidi="gu_IN"/>
         </w:rPr>
-        <w:t>કારણ કે લોકો અને પશુધન માટે પાણી ખૂબ મહત્વનું હતું, કૂવાનો ઉપયોગ કરવાનો અધિકાર વારંવાર ઝઘડા અને સંઘર્ષનું કારણ બન્યું હતું.</w:t>
+        <w:t>“દેવનો ભય તે બધા ઉપર આવ્યો” તે વાક્યનું ભાષાંતર, “એકાએક તેઓ બધાને દેવ માટે ઊંડો ડર અને ધાક લાગ્યા” અથવા “તરત જ, તેઓ બધા ખૂબ જ આશ્ચર્ય પામ્યા અને દેવને ઊંડો આદર આપ્યો” અથવા “પછી તરતજ, (તેની મહાન શક્તિથી) તેઓ બધાને દેવનો ખુબજ ડર લાગ્યો” તરીકે (ભાષાંતર) પણ કરી શકાય છે</w:t>
       </w:r>
     </w:p>
     <w:p>
@@ -353,14 +364,7 @@
         <w:rPr>
           <w:lang w:val="gu_IN" w:bidi="gu_IN"/>
         </w:rPr>
-        <w:t>બંને કૂવાઓ અને કુંડાઓ સામાન્ય રીતે મોટા પથ્થરથી ઢંકાયેલા હોય છે જેથી તેમાં કશું પડે નહીં.</w:t>
-        <w:br/>
-      </w:r>
-      <w:r>
-        <w:rPr>
-          <w:lang w:val="gu_IN" w:bidi="gu_IN"/>
-        </w:rPr>
-        <w:t>પાણીને ઉપર લાવવા માટે તે ઘણી વખત ડોલ સાથે અથવા દોરડું સાથે ઘડો જોડેલો હતો.</w:t>
+        <w:t>“ડરો નહીં” શબ્દસમૂહનું ભાષાંતર, “બીક રાખશો નહીં” અથવા બીવાનું બંધ કરો” તરીકે પણ કરી શકાય છે.</w:t>
       </w:r>
     </w:p>
     <w:p>
@@ -378,7 +382,88 @@
         <w:rPr>
           <w:lang w:val="gu_IN" w:bidi="gu_IN"/>
         </w:rPr>
-        <w:t>કોઈક વાર કોઈકને કેદ કરવા માટે સૂકા કુંડનો ઉપયોગ કરવામાં આવતો હતો, જેમ કે યુસફ અને યિર્મેયાહ સાથે.</w:t>
+        <w:t>નોંધ કરો કે “યહોવાનું ભય” શબ્દસમૂહ નવા કરારમાં આવતો નથી.</w:t>
+        <w:br/>
+      </w:r>
+      <w:r>
+        <w:rPr>
+          <w:lang w:val="gu_IN" w:bidi="gu_IN"/>
+        </w:rPr>
+        <w:t>“યહોવાનો ભય” શબ્દસમૂહને બદલે અથવા “પ્રભુ દેવનો ભય” વાપરવામાં આવ્યો છે.</w:t>
+      </w:r>
+    </w:p>
+    <w:p>
+      <w:pPr/>
+      <w:r>
+        <w:rPr>
+          <w:lang w:val="gu_IN" w:bidi="gu_IN"/>
+        </w:rPr>
+      </w:r>
+      <w:r>
+        <w:rPr>
+          <w:lang w:val="gu_IN" w:bidi="gu_IN"/>
+        </w:rPr>
+        <w:t xml:space="preserve">(આ પણ જુઓ: </w:t>
+      </w:r>
+      <w:r>
+        <w:rPr>
+          <w:lang w:val="gu_IN" w:bidi="gu_IN"/>
+        </w:rPr>
+        <w:t>આશ્ચર્યl</w:t>
+      </w:r>
+      <w:r>
+        <w:rPr>
+          <w:lang w:val="gu_IN" w:bidi="gu_IN"/>
+        </w:rPr>
+        <w:t xml:space="preserve">, </w:t>
+      </w:r>
+      <w:r>
+        <w:rPr>
+          <w:lang w:val="gu_IN" w:bidi="gu_IN"/>
+        </w:rPr>
+        <w:t>ધાક</w:t>
+      </w:r>
+      <w:r>
+        <w:rPr>
+          <w:lang w:val="gu_IN" w:bidi="gu_IN"/>
+        </w:rPr>
+        <w:t xml:space="preserve">, </w:t>
+      </w:r>
+      <w:r>
+        <w:rPr>
+          <w:lang w:val="gu_IN" w:bidi="gu_IN"/>
+        </w:rPr>
+        <w:t>પ્રભુ</w:t>
+      </w:r>
+      <w:r>
+        <w:rPr>
+          <w:lang w:val="gu_IN" w:bidi="gu_IN"/>
+        </w:rPr>
+        <w:t xml:space="preserve">, </w:t>
+      </w:r>
+      <w:r>
+        <w:rPr>
+          <w:lang w:val="gu_IN" w:bidi="gu_IN"/>
+        </w:rPr>
+        <w:t>શક્તિ</w:t>
+      </w:r>
+      <w:r>
+        <w:rPr>
+          <w:lang w:val="gu_IN" w:bidi="gu_IN"/>
+        </w:rPr>
+        <w:t xml:space="preserve">, </w:t>
+      </w:r>
+      <w:r>
+        <w:rPr>
+          <w:lang w:val="gu_IN" w:bidi="gu_IN"/>
+        </w:rPr>
+        <w:t>યહોવા</w:t>
+      </w:r>
+      <w:r>
+        <w:rPr>
+          <w:lang w:val="gu_IN" w:bidi="gu_IN"/>
+        </w:rPr>
+        <w:t>)</w:t>
       </w:r>
     </w:p>
     <w:p>
@@ -389,129 +474,7 @@
         <w:rPr>
           <w:lang w:val="gu_IN" w:bidi="gu_IN"/>
         </w:rPr>
-        <w:t>અનુવાદનાં સૂચનો:</w:t>
-      </w:r>
-    </w:p>
-    <w:p>
-      <w:pPr>
-        <w:pStyle w:val="ListBullet"/>
-        <w:spacing w:line="240" w:lineRule="auto"/>
-        <w:ind w:left="720"/>
-      </w:pPr>
-      <w:r>
-        <w:rPr>
-          <w:lang w:val="gu_IN" w:bidi="gu_IN"/>
-        </w:rPr>
-      </w:r>
-      <w:r>
-        <w:rPr>
-          <w:lang w:val="gu_IN" w:bidi="gu_IN"/>
-        </w:rPr>
-        <w:t>' કૂવાનું ભાષાંતર કરવાની રીતોમાં "ઊંડો પાણીનો ખાડો" અથવા ઝરાના પાણી માટે ઊંડો ખાડો" અથવા " પાણી કાઢવામાટે ઊંડો ખાડો” શામેલ હોઈ શકે છે.</w:t>
-      </w:r>
-    </w:p>
-    <w:p>
-      <w:pPr>
-        <w:pStyle w:val="ListBullet"/>
-        <w:spacing w:line="240" w:lineRule="auto"/>
-        <w:ind w:left="720"/>
-      </w:pPr>
-      <w:r>
-        <w:rPr>
-          <w:lang w:val="gu_IN" w:bidi="gu_IN"/>
-        </w:rPr>
-      </w:r>
-      <w:r>
-        <w:rPr>
-          <w:lang w:val="gu_IN" w:bidi="gu_IN"/>
-        </w:rPr>
-        <w:t>” કુંડ" શબ્દ નું ભાષાંતર "પથ્થરનો ખાડો" અથવા "પાણી માટે ઊંડો અને સાંકડો ખાડો" અથવા "પાણી ભરવા માટે ભૂગર્ભ ટાંકી" તરીકે કરી શકાય છે.</w:t>
-      </w:r>
-    </w:p>
-    <w:p>
-      <w:pPr>
-        <w:pStyle w:val="ListBullet"/>
-        <w:spacing w:line="240" w:lineRule="auto"/>
-        <w:ind w:left="720"/>
-      </w:pPr>
-      <w:r>
-        <w:rPr>
-          <w:lang w:val="gu_IN" w:bidi="gu_IN"/>
-        </w:rPr>
-      </w:r>
-      <w:r>
-        <w:rPr>
-          <w:lang w:val="gu_IN" w:bidi="gu_IN"/>
-        </w:rPr>
-        <w:t>આ શબ્દનો અર્થ સમાન છે.</w:t>
-        <w:br/>
-      </w:r>
-      <w:r>
-        <w:rPr>
-          <w:lang w:val="gu_IN" w:bidi="gu_IN"/>
-        </w:rPr>
-        <w:t>કૂવામાં સતત ભૂગર્ભમાંથી પાણી મળે છે જ્યારે કૂંડું વરસાદમાંથી આવેલા પાણીનો સંગ્રહ કરે છે જે મુખ્ય તફાવત છે.</w:t>
-      </w:r>
-    </w:p>
-    <w:p>
-      <w:pPr/>
-      <w:r>
-        <w:rPr>
-          <w:lang w:val="gu_IN" w:bidi="gu_IN"/>
-        </w:rPr>
-      </w:r>
-      <w:r>
-        <w:rPr>
-          <w:lang w:val="gu_IN" w:bidi="gu_IN"/>
-        </w:rPr>
-        <w:t xml:space="preserve">(આ પણ જુઓ: </w:t>
-      </w:r>
-      <w:r>
-        <w:rPr>
-          <w:lang w:val="gu_IN" w:bidi="gu_IN"/>
-        </w:rPr>
-        <w:t>યર્મિયા</w:t>
-      </w:r>
-      <w:r>
-        <w:rPr>
-          <w:lang w:val="gu_IN" w:bidi="gu_IN"/>
-        </w:rPr>
-        <w:t xml:space="preserve">, </w:t>
-      </w:r>
-      <w:r>
-        <w:rPr>
-          <w:lang w:val="gu_IN" w:bidi="gu_IN"/>
-        </w:rPr>
-        <w:t>જેલ</w:t>
-      </w:r>
-      <w:r>
-        <w:rPr>
-          <w:lang w:val="gu_IN" w:bidi="gu_IN"/>
-        </w:rPr>
-        <w:t xml:space="preserve">, </w:t>
-      </w:r>
-      <w:r>
-        <w:rPr>
-          <w:lang w:val="gu_IN" w:bidi="gu_IN"/>
-        </w:rPr>
-        <w:t>સંઘર્ષ</w:t>
-      </w:r>
-      <w:r>
-        <w:rPr>
-          <w:lang w:val="gu_IN" w:bidi="gu_IN"/>
-        </w:rPr>
-        <w:t>)</w:t>
-      </w:r>
-    </w:p>
-    <w:p>
-      <w:pPr>
-        <w:pStyle w:val="Heading3"/>
-      </w:pPr>
-      <w:r>
-        <w:rPr>
-          <w:lang w:val="gu_IN" w:bidi="gu_IN"/>
-        </w:rPr>
-        <w:t>બાઇબલ સંદર્ભો##</w:t>
+        <w:t>બાઈબલની કલમો:</w:t>
       </w:r>
     </w:p>
     <w:p>
@@ -534,7 +497,7 @@
             <w:color w:val="0000EE"/>
             <w:u w:val="single"/>
           </w:rPr>
-          <w:t>1 કાળવૃતાંત 11:15–17</w:t>
+          <w:t>1 યોહાન 4:17–18</w:t>
         </w:r>
       </w:hyperlink>
     </w:p>
@@ -558,7 +521,7 @@
             <w:color w:val="0000EE"/>
             <w:u w:val="single"/>
           </w:rPr>
-          <w:t>2 શમુએલ 17:17–18</w:t>
+          <w:t>પ્રેરિતો 2:43–45</w:t>
         </w:r>
       </w:hyperlink>
     </w:p>
@@ -582,7 +545,7 @@
             <w:color w:val="0000EE"/>
             <w:u w:val="single"/>
           </w:rPr>
-          <w:t>ઉત્પત્તિ 16:13–14</w:t>
+          <w:t>પ્રેરિતો 19:15–17</w:t>
         </w:r>
       </w:hyperlink>
     </w:p>
@@ -606,7 +569,7 @@
             <w:color w:val="0000EE"/>
             <w:u w:val="single"/>
           </w:rPr>
-          <w:t>લૂક 14:4–6</w:t>
+          <w:t>ઉત્પત્તિ 50:18–21</w:t>
         </w:r>
       </w:hyperlink>
     </w:p>
@@ -630,310 +593,9 @@
             <w:color w:val="0000EE"/>
             <w:u w:val="single"/>
           </w:rPr>
-          <w:t>ગણના 20:17</w:t>
+          <w:t>યશાયા 11:3–5</w:t>
         </w:r>
       </w:hyperlink>
-    </w:p>
-    <w:p>
-      <w:pPr>
-        <w:pStyle w:val="Heading3"/>
-      </w:pPr>
-      <w:r>
-        <w:rPr>
-          <w:lang w:val="gu_IN" w:bidi="gu_IN"/>
-        </w:rPr>
-        <w:t>શબ્દ માહિતી:</w:t>
-      </w:r>
-    </w:p>
-    <w:p>
-      <w:pPr>
-        <w:pStyle w:val="ListBullet"/>
-        <w:spacing w:line="240" w:lineRule="auto"/>
-        <w:ind w:left="720"/>
-      </w:pPr>
-      <w:r>
-        <w:rPr>
-          <w:lang w:val="gu_IN" w:bidi="gu_IN"/>
-        </w:rPr>
-      </w:r>
-      <w:r>
-        <w:rPr>
-          <w:lang w:val="gu_IN" w:bidi="gu_IN"/>
-        </w:rPr>
-        <w:t>Strong's: H875, H883, H953, H1360, H3653, H4599, H4726, H4841, G4077, G5421</w:t>
-      </w:r>
-      <w:r>
-        <w:rPr>
-          <w:lang w:val="gu_IN" w:bidi="gu_IN"/>
-        </w:rPr>
-      </w:r>
-      <w:r>
-        <w:rPr>
-          <w:lang w:val="gu_IN" w:bidi="gu_IN"/>
-        </w:rPr>
-      </w:r>
-    </w:p>
-    <w:p>
-      <w:pPr/>
-      <w:r>
-        <w:rPr>
-          <w:lang w:val="gu_IN" w:bidi="gu_IN"/>
-        </w:rPr>
-      </w:r>
-    </w:p>
-    <w:p>
-      <w:pPr>
-        <w:pStyle w:val="Heading2"/>
-      </w:pPr>
-      <w:r>
-        <w:rPr>
-          <w:lang w:val="gu_IN" w:bidi="gu_IN"/>
-        </w:rPr>
-        <w:t>ટેટ્રાર્ક</w:t>
-      </w:r>
-      <w:r>
-        <w:rPr>
-          <w:lang w:val="gu_IN" w:bidi="gu_IN"/>
-        </w:rPr>
-      </w:r>
-    </w:p>
-    <w:p>
-      <w:pPr>
-        <w:pStyle w:val="Heading3"/>
-      </w:pPr>
-      <w:r>
-        <w:rPr>
-          <w:lang w:val="gu_IN" w:bidi="gu_IN"/>
-        </w:rPr>
-        <w:t>વ્યાખ્યા:</w:t>
-      </w:r>
-    </w:p>
-    <w:p>
-      <w:pPr/>
-      <w:r>
-        <w:rPr>
-          <w:lang w:val="gu_IN" w:bidi="gu_IN"/>
-        </w:rPr>
-      </w:r>
-      <w:r>
-        <w:rPr>
-          <w:lang w:val="gu_IN" w:bidi="gu_IN"/>
-        </w:rPr>
-        <w:t>" ટેટ્રાર્ક " શબ્દ એ એક સરકારી અધિકારીનો ઉલ્લેખ કરે છે જેણે રોમન સામ્રાજ્યના ભાગ પર શાસન કર્યું હતું.</w:t>
-        <w:br/>
-      </w:r>
-      <w:r>
-        <w:rPr>
-          <w:lang w:val="gu_IN" w:bidi="gu_IN"/>
-        </w:rPr>
-        <w:t>દરેક ટેટ્રાર્ક રોમન સમ્રાટની સત્તા હેઠળ હતો.</w:t>
-      </w:r>
-    </w:p>
-    <w:p>
-      <w:pPr>
-        <w:pStyle w:val="ListBullet"/>
-        <w:spacing w:line="240" w:lineRule="auto"/>
-        <w:ind w:left="720"/>
-      </w:pPr>
-      <w:r>
-        <w:rPr>
-          <w:lang w:val="gu_IN" w:bidi="gu_IN"/>
-        </w:rPr>
-      </w:r>
-      <w:r>
-        <w:rPr>
-          <w:lang w:val="gu_IN" w:bidi="gu_IN"/>
-        </w:rPr>
-        <w:t>"ટેટ્રાર્ક" શિર્ષકનો અર્થ "ચાર સંયુક્ત શાસકોમાંથી એક છે."</w:t>
-      </w:r>
-    </w:p>
-    <w:p>
-      <w:pPr>
-        <w:pStyle w:val="ListBullet"/>
-        <w:spacing w:line="240" w:lineRule="auto"/>
-        <w:ind w:left="720"/>
-      </w:pPr>
-      <w:r>
-        <w:rPr>
-          <w:lang w:val="gu_IN" w:bidi="gu_IN"/>
-        </w:rPr>
-      </w:r>
-      <w:r>
-        <w:rPr>
-          <w:lang w:val="gu_IN" w:bidi="gu_IN"/>
-        </w:rPr>
-        <w:t>સમ્રાટ ડાયોક્લેટિન હેઠળ શરૂ કરીને, ત્યાં રોમન સામ્રાજ્યના ચાર મુખ્ય વિભાગો હતા અને દરેક ટેટ્રાર્કે એક વિભાગ પર શાસન કર્યું.</w:t>
-      </w:r>
-    </w:p>
-    <w:p>
-      <w:pPr>
-        <w:pStyle w:val="ListBullet"/>
-        <w:spacing w:line="240" w:lineRule="auto"/>
-        <w:ind w:left="720"/>
-      </w:pPr>
-      <w:r>
-        <w:rPr>
-          <w:lang w:val="gu_IN" w:bidi="gu_IN"/>
-        </w:rPr>
-      </w:r>
-      <w:r>
-        <w:rPr>
-          <w:lang w:val="gu_IN" w:bidi="gu_IN"/>
-        </w:rPr>
-        <w:t>"મહાન" હેરોદનું રાજ્ય, જે ઈસુના જન્મ સમયે રાજા હતા, તેમના મૃત્યુ પછી ચાર વિભાગોમાં વિભાજિત કરવામાં આવ્યું હતું, અને તેમના પુત્રોએ " ટેટ્રાર્ક " અથવા "ચોથા ભાગના શાસકો" તરીકે શાસન કર્યું હતું.</w:t>
-      </w:r>
-    </w:p>
-    <w:p>
-      <w:pPr>
-        <w:pStyle w:val="ListBullet"/>
-        <w:spacing w:line="240" w:lineRule="auto"/>
-        <w:ind w:left="720"/>
-      </w:pPr>
-      <w:r>
-        <w:rPr>
-          <w:lang w:val="gu_IN" w:bidi="gu_IN"/>
-        </w:rPr>
-      </w:r>
-      <w:r>
-        <w:rPr>
-          <w:lang w:val="gu_IN" w:bidi="gu_IN"/>
-        </w:rPr>
-        <w:t>દરેક વિભાગમાં એક અથવા વધુ નાનાં ભાગો "પ્રાંતો" કહેવાતા હતા. જેવા કે ગાલીલ અથવા સમરૂન.</w:t>
-      </w:r>
-    </w:p>
-    <w:p>
-      <w:pPr>
-        <w:pStyle w:val="ListBullet"/>
-        <w:spacing w:line="240" w:lineRule="auto"/>
-        <w:ind w:left="720"/>
-      </w:pPr>
-      <w:r>
-        <w:rPr>
-          <w:lang w:val="gu_IN" w:bidi="gu_IN"/>
-        </w:rPr>
-      </w:r>
-      <w:r>
-        <w:rPr>
-          <w:lang w:val="gu_IN" w:bidi="gu_IN"/>
-        </w:rPr>
-        <w:t>" હેરોદ ટેટ્રાર્ક "નો નવા કરારમાં ઘણી વખત ઉલ્લેખ કરવામાં આવ્યો છે.</w:t>
-        <w:br/>
-      </w:r>
-      <w:r>
-        <w:rPr>
-          <w:lang w:val="gu_IN" w:bidi="gu_IN"/>
-        </w:rPr>
-        <w:t>તેમને "હેરોદ અંતિપાસ" તરીકે પણ ઓળખવામાં આવે છે.</w:t>
-      </w:r>
-    </w:p>
-    <w:p>
-      <w:pPr>
-        <w:pStyle w:val="ListBullet"/>
-        <w:spacing w:line="240" w:lineRule="auto"/>
-        <w:ind w:left="720"/>
-      </w:pPr>
-      <w:r>
-        <w:rPr>
-          <w:lang w:val="gu_IN" w:bidi="gu_IN"/>
-        </w:rPr>
-      </w:r>
-      <w:r>
-        <w:rPr>
-          <w:lang w:val="gu_IN" w:bidi="gu_IN"/>
-        </w:rPr>
-        <w:t>" ટેટ્રાર્ક " શબ્દનો અનુવાદ "પ્રાદેશિક રાજયપાલ" અથવા "પ્રાંતીય શાસક" અથવા "શાસક" અથવા " રાજયપાલ " તરીકે પણ કરી શકાય છે.</w:t>
-      </w:r>
-    </w:p>
-    <w:p>
-      <w:pPr/>
-      <w:r>
-        <w:rPr>
-          <w:lang w:val="gu_IN" w:bidi="gu_IN"/>
-        </w:rPr>
-      </w:r>
-      <w:r>
-        <w:rPr>
-          <w:lang w:val="gu_IN" w:bidi="gu_IN"/>
-        </w:rPr>
-        <w:t xml:space="preserve">(આ પણ જુઓ: </w:t>
-      </w:r>
-      <w:r>
-        <w:rPr>
-          <w:lang w:val="gu_IN" w:bidi="gu_IN"/>
-        </w:rPr>
-        <w:t>રાજયપાલ</w:t>
-      </w:r>
-      <w:r>
-        <w:rPr>
-          <w:lang w:val="gu_IN" w:bidi="gu_IN"/>
-        </w:rPr>
-        <w:t xml:space="preserve">, </w:t>
-      </w:r>
-      <w:r>
-        <w:rPr>
-          <w:lang w:val="gu_IN" w:bidi="gu_IN"/>
-        </w:rPr>
-        <w:t>હેરોદ અંતિપાસ</w:t>
-      </w:r>
-      <w:r>
-        <w:rPr>
-          <w:lang w:val="gu_IN" w:bidi="gu_IN"/>
-        </w:rPr>
-        <w:t xml:space="preserve">, </w:t>
-      </w:r>
-      <w:r>
-        <w:rPr>
-          <w:lang w:val="gu_IN" w:bidi="gu_IN"/>
-        </w:rPr>
-        <w:t>પ્રાંત</w:t>
-      </w:r>
-      <w:r>
-        <w:rPr>
-          <w:lang w:val="gu_IN" w:bidi="gu_IN"/>
-        </w:rPr>
-        <w:t xml:space="preserve">, [રોમ[, </w:t>
-      </w:r>
-      <w:r>
-        <w:rPr>
-          <w:lang w:val="gu_IN" w:bidi="gu_IN"/>
-        </w:rPr>
-        <w:t>શાસક</w:t>
-      </w:r>
-      <w:r>
-        <w:rPr>
-          <w:lang w:val="gu_IN" w:bidi="gu_IN"/>
-        </w:rPr>
-        <w:t>)</w:t>
-      </w:r>
-    </w:p>
-    <w:p>
-      <w:pPr>
-        <w:pStyle w:val="Heading3"/>
-      </w:pPr>
-      <w:r>
-        <w:rPr>
-          <w:lang w:val="gu_IN" w:bidi="gu_IN"/>
-        </w:rPr>
-        <w:t>બાઇબલના સંદર્ભો:</w:t>
-      </w:r>
-    </w:p>
-    <w:p>
-      <w:pPr>
-        <w:pStyle w:val="ListBullet"/>
-        <w:spacing w:line="240" w:lineRule="auto"/>
-        <w:ind w:left="720"/>
-      </w:pPr>
-      <w:r>
-        <w:rPr>
-          <w:lang w:val="gu_IN" w:bidi="gu_IN"/>
-        </w:rPr>
-      </w:r>
-      <w:r>
-        <w:rPr>
-          <w:lang w:val="gu_IN" w:bidi="gu_IN"/>
-        </w:rPr>
-        <w:t>લુક 3:1–2</w:t>
-      </w:r>
     </w:p>
     <w:p>
       <w:pPr>
@@ -955,7 +617,7 @@
             <w:color w:val="0000EE"/>
             <w:u w:val="single"/>
           </w:rPr>
-          <w:t>લુક 9:7–9</w:t>
+          <w:t>અયૂબ 6:14–17</w:t>
         </w:r>
       </w:hyperlink>
     </w:p>
@@ -979,252 +641,9 @@
             <w:color w:val="0000EE"/>
             <w:u w:val="single"/>
           </w:rPr>
-          <w:t>માથ્થી 14:1–2</w:t>
+          <w:t>યૂના 1:8–10</w:t>
         </w:r>
       </w:hyperlink>
-    </w:p>
-    <w:p>
-      <w:pPr>
-        <w:pStyle w:val="Heading3"/>
-      </w:pPr>
-      <w:r>
-        <w:rPr>
-          <w:lang w:val="gu_IN" w:bidi="gu_IN"/>
-        </w:rPr>
-        <w:t>શબ્દ માહિતી:</w:t>
-      </w:r>
-    </w:p>
-    <w:p>
-      <w:pPr>
-        <w:pStyle w:val="ListBullet"/>
-        <w:spacing w:line="240" w:lineRule="auto"/>
-        <w:ind w:left="720"/>
-      </w:pPr>
-      <w:r>
-        <w:rPr>
-          <w:lang w:val="gu_IN" w:bidi="gu_IN"/>
-        </w:rPr>
-      </w:r>
-      <w:r>
-        <w:rPr>
-          <w:lang w:val="gu_IN" w:bidi="gu_IN"/>
-        </w:rPr>
-        <w:t>Strong's: G5075, G5076</w:t>
-      </w:r>
-      <w:r>
-        <w:rPr>
-          <w:lang w:val="gu_IN" w:bidi="gu_IN"/>
-        </w:rPr>
-      </w:r>
-      <w:r>
-        <w:rPr>
-          <w:lang w:val="gu_IN" w:bidi="gu_IN"/>
-        </w:rPr>
-      </w:r>
-    </w:p>
-    <w:p>
-      <w:pPr/>
-      <w:r>
-        <w:rPr>
-          <w:lang w:val="gu_IN" w:bidi="gu_IN"/>
-        </w:rPr>
-      </w:r>
-    </w:p>
-    <w:p>
-      <w:pPr>
-        <w:pStyle w:val="Heading2"/>
-      </w:pPr>
-      <w:r>
-        <w:rPr>
-          <w:lang w:val="gu_IN" w:bidi="gu_IN"/>
-        </w:rPr>
-        <w:t>ટોપલી, ટોપલીઓ, ટોપલીભર</w:t>
-      </w:r>
-      <w:r>
-        <w:rPr>
-          <w:lang w:val="gu_IN" w:bidi="gu_IN"/>
-        </w:rPr>
-      </w:r>
-    </w:p>
-    <w:p>
-      <w:pPr/>
-      <w:r>
-        <w:rPr>
-          <w:lang w:val="gu_IN" w:bidi="gu_IN"/>
-        </w:rPr>
-      </w:r>
-      <w:r>
-        <w:rPr>
-          <w:lang w:val="gu_IN" w:bidi="gu_IN"/>
-        </w:rPr>
-        <w:t>#ટોપલી, ટોપલીઓ, ટોપલીભર #</w:t>
-      </w:r>
-    </w:p>
-    <w:p>
-      <w:pPr>
-        <w:pStyle w:val="Heading3"/>
-      </w:pPr>
-      <w:r>
-        <w:rPr>
-          <w:lang w:val="gu_IN" w:bidi="gu_IN"/>
-        </w:rPr>
-        <w:t>વ્યાખ્યા:</w:t>
-      </w:r>
-    </w:p>
-    <w:p>
-      <w:pPr/>
-      <w:r>
-        <w:rPr>
-          <w:lang w:val="gu_IN" w:bidi="gu_IN"/>
-        </w:rPr>
-      </w:r>
-      <w:r>
-        <w:rPr>
-          <w:lang w:val="gu_IN" w:bidi="gu_IN"/>
-        </w:rPr>
-        <w:t>“ટોપલી” શબ્દ, વણેલા સામગ્રીનું બનેલું પાત્ર દર્શાવે છે.</w:t>
-      </w:r>
-    </w:p>
-    <w:p>
-      <w:pPr>
-        <w:pStyle w:val="ListBullet"/>
-        <w:spacing w:line="240" w:lineRule="auto"/>
-        <w:ind w:left="720"/>
-      </w:pPr>
-      <w:r>
-        <w:rPr>
-          <w:lang w:val="gu_IN" w:bidi="gu_IN"/>
-        </w:rPr>
-      </w:r>
-      <w:r>
-        <w:rPr>
-          <w:lang w:val="gu_IN" w:bidi="gu_IN"/>
-        </w:rPr>
-        <w:t>બાઈબલના સમયમાં, ટોપલીઓ મોટેભાગે મજબૂત છોડની સામગ્રી, જેવું કે લાકડાંની ડાળીઓની ઉતારેલી છાલ અથવા ઝાડની નાની ડાળીમાંથી બનેલી હતી.</w:t>
-        <w:br/>
-      </w:r>
-      <w:r>
-        <w:rPr>
-          <w:lang w:val="gu_IN" w:bidi="gu_IN"/>
-        </w:rPr>
-        <w:t>ટોપલી જળરોધક પદાર્થથી મઢેલી હોઈ તેઓ તરી શકે છે.</w:t>
-      </w:r>
-    </w:p>
-    <w:p>
-      <w:pPr>
-        <w:pStyle w:val="ListBullet"/>
-        <w:spacing w:line="240" w:lineRule="auto"/>
-        <w:ind w:left="720"/>
-      </w:pPr>
-      <w:r>
-        <w:rPr>
-          <w:lang w:val="gu_IN" w:bidi="gu_IN"/>
-        </w:rPr>
-      </w:r>
-      <w:r>
-        <w:rPr>
-          <w:lang w:val="gu_IN" w:bidi="gu_IN"/>
-        </w:rPr>
-        <w:t>જયારે મૂસા બાળક હતો, ત્યારે તેની માતાએ તેને અંદર મુકવા જળરોધક ટોપલી બનાવી અને તેને નાઈલ નદીમાં બરૂઓની વચ્ચે તરતી મૂકી.</w:t>
-      </w:r>
-    </w:p>
-    <w:p>
-      <w:pPr>
-        <w:pStyle w:val="ListBullet"/>
-        <w:spacing w:line="240" w:lineRule="auto"/>
-        <w:ind w:left="720"/>
-      </w:pPr>
-      <w:r>
-        <w:rPr>
-          <w:lang w:val="gu_IN" w:bidi="gu_IN"/>
-        </w:rPr>
-      </w:r>
-      <w:r>
-        <w:rPr>
-          <w:lang w:val="gu_IN" w:bidi="gu_IN"/>
-        </w:rPr>
-        <w:t>નૂહની વાર્તા આવે જે “વહાણ” શબ્દ વાપરવામાં આવ્યો છે, તે જ શબ્દ “ટોપલી” માટે પણ વાપરવામાં આવ્યો છે.</w:t>
-        <w:br/>
-      </w:r>
-      <w:r>
-        <w:rPr>
-          <w:lang w:val="gu_IN" w:bidi="gu_IN"/>
-        </w:rPr>
-        <w:t>આ બન્ને સંદર્ભોનો ઉપયોગમાં વપરાયેલ સામાન્ય શબ્દનો અર્થ “તરતુ પાત્ર” એમ થઇ શકે છે.</w:t>
-      </w:r>
-    </w:p>
-    <w:p>
-      <w:pPr/>
-      <w:r>
-        <w:rPr>
-          <w:lang w:val="gu_IN" w:bidi="gu_IN"/>
-        </w:rPr>
-      </w:r>
-      <w:r>
-        <w:rPr>
-          <w:lang w:val="gu_IN" w:bidi="gu_IN"/>
-        </w:rPr>
-        <w:t xml:space="preserve">(આ પણ જુઓ: </w:t>
-      </w:r>
-      <w:r>
-        <w:rPr>
-          <w:lang w:val="gu_IN" w:bidi="gu_IN"/>
-        </w:rPr>
-        <w:t>વહાણ</w:t>
-      </w:r>
-      <w:r>
-        <w:rPr>
-          <w:lang w:val="gu_IN" w:bidi="gu_IN"/>
-        </w:rPr>
-        <w:t xml:space="preserve">, </w:t>
-      </w:r>
-      <w:r>
-        <w:rPr>
-          <w:lang w:val="gu_IN" w:bidi="gu_IN"/>
-        </w:rPr>
-        <w:t>મૂસા</w:t>
-      </w:r>
-      <w:r>
-        <w:rPr>
-          <w:lang w:val="gu_IN" w:bidi="gu_IN"/>
-        </w:rPr>
-        <w:t xml:space="preserve">, </w:t>
-      </w:r>
-      <w:r>
-        <w:rPr>
-          <w:lang w:val="gu_IN" w:bidi="gu_IN"/>
-        </w:rPr>
-        <w:t>નાઈલ નદી</w:t>
-      </w:r>
-      <w:r>
-        <w:rPr>
-          <w:lang w:val="gu_IN" w:bidi="gu_IN"/>
-        </w:rPr>
-        <w:t xml:space="preserve">, </w:t>
-      </w:r>
-      <w:r>
-        <w:rPr>
-          <w:lang w:val="gu_IN" w:bidi="gu_IN"/>
-        </w:rPr>
-        <w:t>નૂહ</w:t>
-      </w:r>
-      <w:r>
-        <w:rPr>
-          <w:lang w:val="gu_IN" w:bidi="gu_IN"/>
-        </w:rPr>
-        <w:t>)</w:t>
-      </w:r>
-    </w:p>
-    <w:p>
-      <w:pPr>
-        <w:pStyle w:val="Heading3"/>
-      </w:pPr>
-      <w:r>
-        <w:rPr>
-          <w:lang w:val="gu_IN" w:bidi="gu_IN"/>
-        </w:rPr>
-        <w:t>બાઈબલની કલમો:</w:t>
-      </w:r>
     </w:p>
     <w:p>
       <w:pPr>
@@ -1246,7 +665,7 @@
             <w:color w:val="0000EE"/>
             <w:u w:val="single"/>
           </w:rPr>
-          <w:t>2 કોરીંથી 11:32–33</w:t>
+          <w:t>લૂક 12:4–5</w:t>
         </w:r>
       </w:hyperlink>
     </w:p>
@@ -1270,7 +689,7 @@
             <w:color w:val="0000EE"/>
             <w:u w:val="single"/>
           </w:rPr>
-          <w:t>પ્રેરિતો 9:23–25</w:t>
+          <w:t>માથ્થી 10:28–31</w:t>
         </w:r>
       </w:hyperlink>
     </w:p>
@@ -1294,9 +713,212 @@
             <w:color w:val="0000EE"/>
             <w:u w:val="single"/>
           </w:rPr>
-          <w:t>આમોસ 8:1–3</w:t>
+          <w:t>નીતિવચન 10:24–25</w:t>
         </w:r>
       </w:hyperlink>
+    </w:p>
+    <w:p>
+      <w:pPr>
+        <w:pStyle w:val="Heading3"/>
+      </w:pPr>
+      <w:r>
+        <w:rPr>
+          <w:lang w:val="gu_IN" w:bidi="gu_IN"/>
+        </w:rPr>
+        <w:t>શબ્દ માહિતી:</w:t>
+      </w:r>
+    </w:p>
+    <w:p>
+      <w:pPr>
+        <w:pStyle w:val="ListBullet"/>
+        <w:spacing w:line="240" w:lineRule="auto"/>
+        <w:ind w:left="720"/>
+      </w:pPr>
+      <w:r>
+        <w:rPr>
+          <w:lang w:val="gu_IN" w:bidi="gu_IN"/>
+        </w:rPr>
+      </w:r>
+      <w:r>
+        <w:rPr>
+          <w:lang w:val="gu_IN" w:bidi="gu_IN"/>
+        </w:rPr>
+        <w:t>Strong's: H367, H926, H1204, H1481, H1672, H1674, H1763, H2119, H2296, H2727, H2729, H2730, H2731, H2844, H2849, H2865, H3016, H3025, H3068, H3372, H3373, H3374, H4032, H4034, H4035, H4116, H4172, H6206, H6342, H6343, H6345, H6427, H7264, H7267, H7297, H7374, H7461, H7493, H8175, G870, G1167, G1168, G1169, G1630, G1719, G2124, G2125, G2962, G5398, G5399, G5400, G5401</w:t>
+      </w:r>
+      <w:r>
+        <w:rPr>
+          <w:lang w:val="gu_IN" w:bidi="gu_IN"/>
+        </w:rPr>
+      </w:r>
+      <w:r>
+        <w:rPr>
+          <w:lang w:val="gu_IN" w:bidi="gu_IN"/>
+        </w:rPr>
+      </w:r>
+    </w:p>
+    <w:p>
+      <w:pPr/>
+      <w:r>
+        <w:rPr>
+          <w:lang w:val="gu_IN" w:bidi="gu_IN"/>
+        </w:rPr>
+      </w:r>
+    </w:p>
+    <w:p>
+      <w:pPr>
+        <w:pStyle w:val="Heading2"/>
+      </w:pPr>
+      <w:r>
+        <w:rPr>
+          <w:lang w:val="gu_IN" w:bidi="gu_IN"/>
+        </w:rPr>
+        <w:t>ડહાપણ, શાણપણ, ડાહ્યો, શાણો, ડહાપણભરી રીતે</w:t>
+      </w:r>
+      <w:r>
+        <w:rPr>
+          <w:lang w:val="gu_IN" w:bidi="gu_IN"/>
+        </w:rPr>
+      </w:r>
+    </w:p>
+    <w:p>
+      <w:pPr>
+        <w:pStyle w:val="Heading3"/>
+      </w:pPr>
+      <w:r>
+        <w:rPr>
+          <w:lang w:val="gu_IN" w:bidi="gu_IN"/>
+        </w:rPr>
+        <w:t>તથ્યો:</w:t>
+      </w:r>
+    </w:p>
+    <w:p>
+      <w:pPr/>
+      <w:r>
+        <w:rPr>
+          <w:lang w:val="gu_IN" w:bidi="gu_IN"/>
+        </w:rPr>
+      </w:r>
+      <w:r>
+        <w:rPr>
+          <w:lang w:val="gu_IN" w:bidi="gu_IN"/>
+        </w:rPr>
+        <w:t>“ડાહ્યો” શબ્દ એવા વ્યક્તિને વર્ણવે છે કે જે પોતાના કાર્યો વિષે કાળજીપૂર્વક વિચારે છે અને ડહાપણભર્યા નિર્ણયો લે છે.</w:t>
+      </w:r>
+    </w:p>
+    <w:p>
+      <w:pPr>
+        <w:pStyle w:val="ListBullet"/>
+        <w:spacing w:line="240" w:lineRule="auto"/>
+        <w:ind w:left="720"/>
+      </w:pPr>
+      <w:r>
+        <w:rPr>
+          <w:lang w:val="gu_IN" w:bidi="gu_IN"/>
+        </w:rPr>
+      </w:r>
+      <w:r>
+        <w:rPr>
+          <w:lang w:val="gu_IN" w:bidi="gu_IN"/>
+        </w:rPr>
+        <w:t>ઘણી વાર “ડહાપણ (શાણપણ)” ભૌતિક વ્યાવહારિક બાબતો જેવી કે પૈસા કે સંપત્તિનું સંચાલન કરવું તે વિષે ડહાપણભર્યા નિર્ણયો લેવાની ક્ષમતાનો ઉલ્લેખ કરે છે.</w:t>
+      </w:r>
+    </w:p>
+    <w:p>
+      <w:pPr>
+        <w:pStyle w:val="ListBullet"/>
+        <w:spacing w:line="240" w:lineRule="auto"/>
+        <w:ind w:left="720"/>
+      </w:pPr>
+      <w:r>
+        <w:rPr>
+          <w:lang w:val="gu_IN" w:bidi="gu_IN"/>
+        </w:rPr>
+      </w:r>
+      <w:r>
+        <w:rPr>
+          <w:lang w:val="gu_IN" w:bidi="gu_IN"/>
+        </w:rPr>
+        <w:t>જો કે “શાણપણ” અને “બુદ્ધિ” નો અર્થ સમાન છે તો પણ, ઘણી વાર “બુદ્ધિ” વધારે સામાન્ય વિચાર છે અને તે આત્મિક કે નૈતિક બાબતો પર ભાર મૂકે છે.</w:t>
+      </w:r>
+    </w:p>
+    <w:p>
+      <w:pPr>
+        <w:pStyle w:val="ListBullet"/>
+        <w:spacing w:line="240" w:lineRule="auto"/>
+        <w:ind w:left="720"/>
+      </w:pPr>
+      <w:r>
+        <w:rPr>
+          <w:lang w:val="gu_IN" w:bidi="gu_IN"/>
+        </w:rPr>
+      </w:r>
+      <w:r>
+        <w:rPr>
+          <w:lang w:val="gu_IN" w:bidi="gu_IN"/>
+        </w:rPr>
+        <w:t>સંદર્ભ અનુસાર, “ડાહ્યો (શાણો)” શબ્દનો અનુવાદ “ચાલાક” અથવા તો “સાવચેત” અથવા તો “ડાહ્યો” તરીકે કરી શકાય.</w:t>
+      </w:r>
+    </w:p>
+    <w:p>
+      <w:pPr/>
+      <w:r>
+        <w:rPr>
+          <w:lang w:val="gu_IN" w:bidi="gu_IN"/>
+        </w:rPr>
+      </w:r>
+      <w:r>
+        <w:rPr>
+          <w:lang w:val="gu_IN" w:bidi="gu_IN"/>
+        </w:rPr>
+        <w:t xml:space="preserve">(આ જૂઓ: </w:t>
+      </w:r>
+      <w:r>
+        <w:rPr>
+          <w:lang w:val="gu_IN" w:bidi="gu_IN"/>
+        </w:rPr>
+        <w:t>ચાલાક</w:t>
+      </w:r>
+      <w:r>
+        <w:rPr>
+          <w:lang w:val="gu_IN" w:bidi="gu_IN"/>
+        </w:rPr>
+        <w:t xml:space="preserve">, </w:t>
+      </w:r>
+      <w:r>
+        <w:rPr>
+          <w:lang w:val="gu_IN" w:bidi="gu_IN"/>
+        </w:rPr>
+        <w:t>આત્મા</w:t>
+      </w:r>
+      <w:r>
+        <w:rPr>
+          <w:lang w:val="gu_IN" w:bidi="gu_IN"/>
+        </w:rPr>
+        <w:t xml:space="preserve">, </w:t>
+      </w:r>
+      <w:r>
+        <w:rPr>
+          <w:lang w:val="gu_IN" w:bidi="gu_IN"/>
+        </w:rPr>
+        <w:t>ડાહ્યું</w:t>
+      </w:r>
+      <w:r>
+        <w:rPr>
+          <w:lang w:val="gu_IN" w:bidi="gu_IN"/>
+        </w:rPr>
+        <w:t>)</w:t>
+      </w:r>
+    </w:p>
+    <w:p>
+      <w:pPr>
+        <w:pStyle w:val="Heading3"/>
+      </w:pPr>
+      <w:r>
+        <w:rPr>
+          <w:lang w:val="gu_IN" w:bidi="gu_IN"/>
+        </w:rPr>
+        <w:t>બાઇબલના સંદર્ભો:</w:t>
+      </w:r>
     </w:p>
     <w:p>
       <w:pPr>
@@ -1318,7 +940,7 @@
             <w:color w:val="0000EE"/>
             <w:u w:val="single"/>
           </w:rPr>
-          <w:t>યોહાન 6:13–15</w:t>
+          <w:t>નીતિવચનો 8:4–5</w:t>
         </w:r>
       </w:hyperlink>
     </w:p>
@@ -1342,7 +964,7 @@
             <w:color w:val="0000EE"/>
             <w:u w:val="single"/>
           </w:rPr>
-          <w:t>ન્યાયાધીશો 6:19–20</w:t>
+          <w:t>નીતિવચનો 12:23–24</w:t>
         </w:r>
       </w:hyperlink>
     </w:p>
@@ -1366,7 +988,7 @@
             <w:color w:val="0000EE"/>
             <w:u w:val="single"/>
           </w:rPr>
-          <w:t>માથ્થી 14:19–21</w:t>
+          <w:t>નીતિવચનો 27:11–12</w:t>
         </w:r>
       </w:hyperlink>
     </w:p>
@@ -1396,7 +1018,615 @@
         <w:rPr>
           <w:lang w:val="gu_IN" w:bidi="gu_IN"/>
         </w:rPr>
-        <w:t>Strong's: H374, H1731, H1736, H2935, H3619, H5536, H7991, G2894, G3426, G4553, G4711</w:t>
+        <w:t>Strong's: H995, H5843, H6175, H6191, H6195, H7080, H7919, H7922, G4908, G5428</w:t>
+      </w:r>
+      <w:r>
+        <w:rPr>
+          <w:lang w:val="gu_IN" w:bidi="gu_IN"/>
+        </w:rPr>
+      </w:r>
+      <w:r>
+        <w:rPr>
+          <w:lang w:val="gu_IN" w:bidi="gu_IN"/>
+        </w:rPr>
+      </w:r>
+    </w:p>
+    <w:p>
+      <w:pPr/>
+      <w:r>
+        <w:rPr>
+          <w:lang w:val="gu_IN" w:bidi="gu_IN"/>
+        </w:rPr>
+      </w:r>
+    </w:p>
+    <w:p>
+      <w:pPr>
+        <w:pStyle w:val="Heading2"/>
+      </w:pPr>
+      <w:r>
+        <w:rPr>
+          <w:lang w:val="gu_IN" w:bidi="gu_IN"/>
+        </w:rPr>
+        <w:t>ડાહ્યું, ડહાપણ</w:t>
+      </w:r>
+      <w:r>
+        <w:rPr>
+          <w:lang w:val="gu_IN" w:bidi="gu_IN"/>
+        </w:rPr>
+      </w:r>
+    </w:p>
+    <w:p>
+      <w:pPr>
+        <w:pStyle w:val="Heading3"/>
+      </w:pPr>
+      <w:r>
+        <w:rPr>
+          <w:lang w:val="gu_IN" w:bidi="gu_IN"/>
+        </w:rPr>
+        <w:t>વ્યાખ્યા:</w:t>
+      </w:r>
+    </w:p>
+    <w:p>
+      <w:pPr/>
+      <w:r>
+        <w:rPr>
+          <w:lang w:val="gu_IN" w:bidi="gu_IN"/>
+        </w:rPr>
+      </w:r>
+      <w:r>
+        <w:rPr>
+          <w:lang w:val="gu_IN" w:bidi="gu_IN"/>
+        </w:rPr>
+        <w:t>"શાણા" શબ્દ એવી વ્યક્તિને વર્ણવે છે જે સમજે છે કે શું કરવું યોગ્ય અને નૈતિક છે અને તે પછી તેમ કરે છે.</w:t>
+        <w:br/>
+      </w:r>
+      <w:r>
+        <w:rPr>
+          <w:lang w:val="gu_IN" w:bidi="gu_IN"/>
+        </w:rPr>
+        <w:t>"શાણપણ" એ સાચું અને નૈતિક રીતે યોગ્ય છે તે સમજે અને પાળે છે.</w:t>
+      </w:r>
+    </w:p>
+    <w:p>
+      <w:pPr>
+        <w:pStyle w:val="ListBullet"/>
+        <w:spacing w:line="240" w:lineRule="auto"/>
+        <w:ind w:left="720"/>
+      </w:pPr>
+      <w:r>
+        <w:rPr>
+          <w:lang w:val="gu_IN" w:bidi="gu_IN"/>
+        </w:rPr>
+      </w:r>
+      <w:r>
+        <w:rPr>
+          <w:lang w:val="gu_IN" w:bidi="gu_IN"/>
+        </w:rPr>
+        <w:t>બુદ્ધિમાન બનવું, સારા નિર્ણયો લેવાની ક્ષમતા, ખાસ કરીને ઈશ્વરને ખુશ કરવા માટે પસંદ કરવાનું છે.</w:t>
+      </w:r>
+    </w:p>
+    <w:p>
+      <w:pPr>
+        <w:pStyle w:val="ListBullet"/>
+        <w:spacing w:line="240" w:lineRule="auto"/>
+        <w:ind w:left="720"/>
+      </w:pPr>
+      <w:r>
+        <w:rPr>
+          <w:lang w:val="gu_IN" w:bidi="gu_IN"/>
+        </w:rPr>
+      </w:r>
+      <w:r>
+        <w:rPr>
+          <w:lang w:val="gu_IN" w:bidi="gu_IN"/>
+        </w:rPr>
+        <w:t>બાઇબલમાં, "દુન્યવી ડહાપણ " શબ્દનો અર્થ એ છે કે આ દુનિયાના લોકો ડાહ્યા છે, પરંતુ ખરેખર મૂર્ખ છે તેના સંદર્ભમાં એક રૂપક છે.</w:t>
+      </w:r>
+    </w:p>
+    <w:p>
+      <w:pPr>
+        <w:pStyle w:val="ListBullet"/>
+        <w:spacing w:line="240" w:lineRule="auto"/>
+        <w:ind w:left="720"/>
+      </w:pPr>
+      <w:r>
+        <w:rPr>
+          <w:lang w:val="gu_IN" w:bidi="gu_IN"/>
+        </w:rPr>
+      </w:r>
+      <w:r>
+        <w:rPr>
+          <w:lang w:val="gu_IN" w:bidi="gu_IN"/>
+        </w:rPr>
+        <w:t>ઈશ્વરનું સાંભળીને અને નમ્રતાથી તેમની ઇચ્છાના આધીન થવા દ્વારા લોકો જ્ઞાની બની જાય છે.</w:t>
+      </w:r>
+    </w:p>
+    <w:p>
+      <w:pPr>
+        <w:pStyle w:val="ListBullet"/>
+        <w:spacing w:line="240" w:lineRule="auto"/>
+        <w:ind w:left="720"/>
+      </w:pPr>
+      <w:r>
+        <w:rPr>
+          <w:lang w:val="gu_IN" w:bidi="gu_IN"/>
+        </w:rPr>
+      </w:r>
+      <w:r>
+        <w:rPr>
+          <w:lang w:val="gu_IN" w:bidi="gu_IN"/>
+        </w:rPr>
+        <w:t>ડાહી વ્યક્તિ તેના જીવનમાં પવિત્ર આત્માના ફળ, જેમ કે આનંદ, દયા, પ્રેમ અને ધીરજ બતાવશે.</w:t>
+      </w:r>
+    </w:p>
+    <w:p>
+      <w:pPr>
+        <w:pStyle w:val="Heading3"/>
+      </w:pPr>
+      <w:r>
+        <w:rPr>
+          <w:lang w:val="gu_IN" w:bidi="gu_IN"/>
+        </w:rPr>
+        <w:t>અનુવાદ માટેનાં સૂચનો:</w:t>
+      </w:r>
+    </w:p>
+    <w:p>
+      <w:pPr>
+        <w:pStyle w:val="ListBullet"/>
+        <w:spacing w:line="240" w:lineRule="auto"/>
+        <w:ind w:left="720"/>
+      </w:pPr>
+      <w:r>
+        <w:rPr>
+          <w:lang w:val="gu_IN" w:bidi="gu_IN"/>
+        </w:rPr>
+      </w:r>
+      <w:r>
+        <w:rPr>
+          <w:lang w:val="gu_IN" w:bidi="gu_IN"/>
+        </w:rPr>
+        <w:t>સંદર્ભને આધારે, "ડાહયું" ને અન્ય રીતે ભાષાંતર કરવા "ઈશ્વરના આજ્ઞાધીન" અથવા "સમજુ અને આજ્ઞાકારી" અથવા "દેવ-ભય રાખનાર" સમાવેશ થઈ શકે છે.</w:t>
+        <w:br/>
+      </w:r>
+      <w:r>
+        <w:rPr>
+          <w:lang w:val="gu_IN" w:bidi="gu_IN"/>
+        </w:rPr>
+        <w:t>"* ડહાપણ"નો અર્થ શબ્દ અથવા શબ્દસમૂહ કે જેનો અર્થ થાય છે "ડાહ્યું જીવન" અથવા "યોગ્ય અને આજ્ઞાકારી જીવન" અથવા "સારો નિર્ણય". થાય છે.</w:t>
+      </w:r>
+    </w:p>
+    <w:p>
+      <w:pPr>
+        <w:pStyle w:val="ListBullet"/>
+        <w:spacing w:line="240" w:lineRule="auto"/>
+        <w:ind w:left="720"/>
+      </w:pPr>
+      <w:r>
+        <w:rPr>
+          <w:lang w:val="gu_IN" w:bidi="gu_IN"/>
+        </w:rPr>
+      </w:r>
+      <w:r>
+        <w:rPr>
+          <w:lang w:val="gu_IN" w:bidi="gu_IN"/>
+        </w:rPr>
+        <w:t>તે "જ્ઞાની" અને "શાણપણ" નું એવી રીતે ભાષાંતર કરવું શ્રેષ્ઠ છે કે તેઓ ન્યાયી અથવા આજ્ઞાકારી જેવા અન્ય મુખ્ય શબ્દોથી અલગ અલગ શબ્દો છે.</w:t>
+      </w:r>
+    </w:p>
+    <w:p>
+      <w:pPr/>
+      <w:r>
+        <w:rPr>
+          <w:lang w:val="gu_IN" w:bidi="gu_IN"/>
+        </w:rPr>
+      </w:r>
+      <w:r>
+        <w:rPr>
+          <w:lang w:val="gu_IN" w:bidi="gu_IN"/>
+        </w:rPr>
+        <w:t xml:space="preserve">(આ પણ જુઓ: </w:t>
+      </w:r>
+      <w:r>
+        <w:rPr>
+          <w:lang w:val="gu_IN" w:bidi="gu_IN"/>
+        </w:rPr>
+        <w:t>આજ્ઞા પાળો</w:t>
+      </w:r>
+      <w:r>
+        <w:rPr>
+          <w:lang w:val="gu_IN" w:bidi="gu_IN"/>
+        </w:rPr>
+        <w:t xml:space="preserve">, </w:t>
+      </w:r>
+      <w:r>
+        <w:rPr>
+          <w:lang w:val="gu_IN" w:bidi="gu_IN"/>
+        </w:rPr>
+        <w:t>ફળ</w:t>
+      </w:r>
+      <w:r>
+        <w:rPr>
+          <w:lang w:val="gu_IN" w:bidi="gu_IN"/>
+        </w:rPr>
+        <w:t>)</w:t>
+      </w:r>
+    </w:p>
+    <w:p>
+      <w:pPr>
+        <w:pStyle w:val="Heading3"/>
+      </w:pPr>
+      <w:r>
+        <w:rPr>
+          <w:lang w:val="gu_IN" w:bidi="gu_IN"/>
+        </w:rPr>
+        <w:t>બાઇબલના સંદર્ભો:</w:t>
+      </w:r>
+    </w:p>
+    <w:p>
+      <w:pPr>
+        <w:pStyle w:val="ListBullet"/>
+        <w:spacing w:line="240" w:lineRule="auto"/>
+        <w:ind w:left="720"/>
+      </w:pPr>
+      <w:r>
+        <w:rPr>
+          <w:lang w:val="gu_IN" w:bidi="gu_IN"/>
+        </w:rPr>
+      </w:r>
+      <w:hyperlink r:id="rId26">
+        <w:r>
+          <w:rPr>
+            <w:lang w:val="gu_IN" w:bidi="gu_IN"/>
+          </w:rPr>
+          <w:rPr>
+            <w:color w:val="0000EE"/>
+            <w:u w:val="single"/>
+          </w:rPr>
+          <w:t>પ્રેરિતોનાં કૃત્યો 6:2–4</w:t>
+        </w:r>
+      </w:hyperlink>
+    </w:p>
+    <w:p>
+      <w:pPr>
+        <w:pStyle w:val="ListBullet"/>
+        <w:spacing w:line="240" w:lineRule="auto"/>
+        <w:ind w:left="720"/>
+      </w:pPr>
+      <w:r>
+        <w:rPr>
+          <w:lang w:val="gu_IN" w:bidi="gu_IN"/>
+        </w:rPr>
+      </w:r>
+      <w:hyperlink r:id="rId27">
+        <w:r>
+          <w:rPr>
+            <w:lang w:val="gu_IN" w:bidi="gu_IN"/>
+          </w:rPr>
+          <w:rPr>
+            <w:color w:val="0000EE"/>
+            <w:u w:val="single"/>
+          </w:rPr>
+          <w:t>કલોસી 3:15–17</w:t>
+        </w:r>
+      </w:hyperlink>
+    </w:p>
+    <w:p>
+      <w:pPr>
+        <w:pStyle w:val="ListBullet"/>
+        <w:spacing w:line="240" w:lineRule="auto"/>
+        <w:ind w:left="720"/>
+      </w:pPr>
+      <w:r>
+        <w:rPr>
+          <w:lang w:val="gu_IN" w:bidi="gu_IN"/>
+        </w:rPr>
+      </w:r>
+      <w:hyperlink r:id="rId28">
+        <w:r>
+          <w:rPr>
+            <w:lang w:val="gu_IN" w:bidi="gu_IN"/>
+          </w:rPr>
+          <w:rPr>
+            <w:color w:val="0000EE"/>
+            <w:u w:val="single"/>
+          </w:rPr>
+          <w:t>નિર્ગમન 31:6–9</w:t>
+        </w:r>
+      </w:hyperlink>
+    </w:p>
+    <w:p>
+      <w:pPr>
+        <w:pStyle w:val="ListBullet"/>
+        <w:spacing w:line="240" w:lineRule="auto"/>
+        <w:ind w:left="720"/>
+      </w:pPr>
+      <w:r>
+        <w:rPr>
+          <w:lang w:val="gu_IN" w:bidi="gu_IN"/>
+        </w:rPr>
+      </w:r>
+      <w:hyperlink r:id="rId29">
+        <w:r>
+          <w:rPr>
+            <w:lang w:val="gu_IN" w:bidi="gu_IN"/>
+          </w:rPr>
+          <w:rPr>
+            <w:color w:val="0000EE"/>
+            <w:u w:val="single"/>
+          </w:rPr>
+          <w:t>ઉત્પત્તિ 3:4–6</w:t>
+        </w:r>
+      </w:hyperlink>
+    </w:p>
+    <w:p>
+      <w:pPr>
+        <w:pStyle w:val="ListBullet"/>
+        <w:spacing w:line="240" w:lineRule="auto"/>
+        <w:ind w:left="720"/>
+      </w:pPr>
+      <w:r>
+        <w:rPr>
+          <w:lang w:val="gu_IN" w:bidi="gu_IN"/>
+        </w:rPr>
+      </w:r>
+      <w:hyperlink r:id="rId30">
+        <w:r>
+          <w:rPr>
+            <w:lang w:val="gu_IN" w:bidi="gu_IN"/>
+          </w:rPr>
+          <w:rPr>
+            <w:color w:val="0000EE"/>
+            <w:u w:val="single"/>
+          </w:rPr>
+          <w:t>યશાયા 19:11–12</w:t>
+        </w:r>
+      </w:hyperlink>
+    </w:p>
+    <w:p>
+      <w:pPr>
+        <w:pStyle w:val="ListBullet"/>
+        <w:spacing w:line="240" w:lineRule="auto"/>
+        <w:ind w:left="720"/>
+      </w:pPr>
+      <w:r>
+        <w:rPr>
+          <w:lang w:val="gu_IN" w:bidi="gu_IN"/>
+        </w:rPr>
+      </w:r>
+      <w:hyperlink r:id="rId31">
+        <w:r>
+          <w:rPr>
+            <w:lang w:val="gu_IN" w:bidi="gu_IN"/>
+          </w:rPr>
+          <w:rPr>
+            <w:color w:val="0000EE"/>
+            <w:u w:val="single"/>
+          </w:rPr>
+          <w:t>યર્મિયા 18:18–20</w:t>
+        </w:r>
+      </w:hyperlink>
+    </w:p>
+    <w:p>
+      <w:pPr>
+        <w:pStyle w:val="ListBullet"/>
+        <w:spacing w:line="240" w:lineRule="auto"/>
+        <w:ind w:left="720"/>
+      </w:pPr>
+      <w:r>
+        <w:rPr>
+          <w:lang w:val="gu_IN" w:bidi="gu_IN"/>
+        </w:rPr>
+      </w:r>
+      <w:hyperlink r:id="rId32">
+        <w:r>
+          <w:rPr>
+            <w:lang w:val="gu_IN" w:bidi="gu_IN"/>
+          </w:rPr>
+          <w:rPr>
+            <w:color w:val="0000EE"/>
+            <w:u w:val="single"/>
+          </w:rPr>
+          <w:t>માથ્થી 7:24–25</w:t>
+        </w:r>
+      </w:hyperlink>
+    </w:p>
+    <w:p>
+      <w:pPr>
+        <w:pStyle w:val="Heading3"/>
+      </w:pPr>
+      <w:r>
+        <w:rPr>
+          <w:lang w:val="gu_IN" w:bidi="gu_IN"/>
+        </w:rPr>
+        <w:t>બાઇબલ વાર્તાઓનાં ઉદાહરણો:</w:t>
+      </w:r>
+    </w:p>
+    <w:p>
+      <w:pPr>
+        <w:pStyle w:val="ListBullet"/>
+        <w:spacing w:line="240" w:lineRule="auto"/>
+        <w:ind w:left="720"/>
+      </w:pPr>
+      <w:r>
+        <w:rPr>
+          <w:lang w:val="gu_IN" w:bidi="gu_IN"/>
+        </w:rPr>
+      </w:r>
+      <w:r>
+        <w:rPr>
+          <w:b/>
+          <w:lang w:val="gu_IN" w:bidi="gu_IN"/>
+        </w:rPr>
+        <w:t>2:5</w:t>
+      </w:r>
+      <w:r>
+        <w:rPr>
+          <w:lang w:val="gu_IN" w:bidi="gu_IN"/>
+        </w:rPr>
+        <w:t xml:space="preserve"> તે </w:t>
+      </w:r>
+      <w:r>
+        <w:rPr>
+          <w:b/>
+          <w:lang w:val="gu_IN" w:bidi="gu_IN"/>
+        </w:rPr>
+        <w:t>જ્ઞાની</w:t>
+      </w:r>
+      <w:r>
+        <w:rPr>
+          <w:lang w:val="gu_IN" w:bidi="gu_IN"/>
+        </w:rPr>
+        <w:t xml:space="preserve"> થવા માગતી હતી, તેથી તેણે કેટલાક ફળ લીધા અને તે ખાધા.</w:t>
+      </w:r>
+    </w:p>
+    <w:p>
+      <w:pPr>
+        <w:pStyle w:val="ListBullet"/>
+        <w:spacing w:line="240" w:lineRule="auto"/>
+        <w:ind w:left="720"/>
+      </w:pPr>
+      <w:r>
+        <w:rPr>
+          <w:lang w:val="gu_IN" w:bidi="gu_IN"/>
+        </w:rPr>
+      </w:r>
+      <w:r>
+        <w:rPr>
+          <w:b/>
+          <w:lang w:val="gu_IN" w:bidi="gu_IN"/>
+        </w:rPr>
+        <w:t>18:0</w:t>
+      </w:r>
+      <w:r>
+        <w:rPr>
+          <w:lang w:val="gu_IN" w:bidi="gu_IN"/>
+        </w:rPr>
+        <w:t xml:space="preserve"> જ્યારે સુલેમાને </w:t>
+      </w:r>
+      <w:r>
+        <w:rPr>
+          <w:b/>
+          <w:lang w:val="gu_IN" w:bidi="gu_IN"/>
+        </w:rPr>
+        <w:t>ડહાપણ</w:t>
+      </w:r>
+      <w:r>
+        <w:rPr>
+          <w:lang w:val="gu_IN" w:bidi="gu_IN"/>
+        </w:rPr>
+        <w:t xml:space="preserve"> માટે પૂછ્યું, ત્યારે ઈશ્વર ખુશ થયા અને તેને વિશ્વનો સૌથી ડાહ્યો માણસ બનાવી દીધો.</w:t>
+      </w:r>
+    </w:p>
+    <w:p>
+      <w:pPr>
+        <w:pStyle w:val="ListBullet"/>
+        <w:spacing w:line="240" w:lineRule="auto"/>
+        <w:ind w:left="720"/>
+      </w:pPr>
+      <w:r>
+        <w:rPr>
+          <w:lang w:val="gu_IN" w:bidi="gu_IN"/>
+        </w:rPr>
+      </w:r>
+      <w:r>
+        <w:rPr>
+          <w:b/>
+          <w:lang w:val="gu_IN" w:bidi="gu_IN"/>
+        </w:rPr>
+        <w:t>23:0</w:t>
+      </w:r>
+      <w:r>
+        <w:rPr>
+          <w:lang w:val="gu_IN" w:bidi="gu_IN"/>
+        </w:rPr>
+        <w:t xml:space="preserve"> કેટલાક સમય પછી, દેશોના દૂર પૂર્વમાં </w:t>
+      </w:r>
+      <w:r>
+        <w:rPr>
+          <w:b/>
+          <w:lang w:val="gu_IN" w:bidi="gu_IN"/>
+        </w:rPr>
+        <w:t>જ્ઞાની</w:t>
+      </w:r>
+      <w:r>
+        <w:rPr>
+          <w:lang w:val="gu_IN" w:bidi="gu_IN"/>
+        </w:rPr>
+        <w:t xml:space="preserve"> પુરુષોએ આકાશમાં અસામાન્ય તારો જોયો.</w:t>
+      </w:r>
+    </w:p>
+    <w:p>
+      <w:pPr>
+        <w:pStyle w:val="ListBullet"/>
+        <w:spacing w:line="240" w:lineRule="auto"/>
+        <w:ind w:left="720"/>
+      </w:pPr>
+      <w:r>
+        <w:rPr>
+          <w:lang w:val="gu_IN" w:bidi="gu_IN"/>
+        </w:rPr>
+      </w:r>
+      <w:r>
+        <w:rPr>
+          <w:b/>
+          <w:lang w:val="gu_IN" w:bidi="gu_IN"/>
+        </w:rPr>
+        <w:t>[</w:t>
+      </w:r>
+      <w:r>
+        <w:rPr>
+          <w:b/>
+          <w:lang w:val="gu_IN" w:bidi="gu_IN"/>
+        </w:rPr>
+        <w:t>45:0</w:t>
+      </w:r>
+      <w:r>
+        <w:rPr>
+          <w:lang w:val="gu_IN" w:bidi="gu_IN"/>
+        </w:rPr>
+        <w:t xml:space="preserve"> તે (સ્તેફન) ની સારી પ્રતિષ્ઠા હતી અને તે પવિત્ર આત્માથી અને </w:t>
+      </w:r>
+      <w:r>
+        <w:rPr>
+          <w:b/>
+          <w:lang w:val="gu_IN" w:bidi="gu_IN"/>
+        </w:rPr>
+        <w:t>ડહાપણ</w:t>
+      </w:r>
+      <w:r>
+        <w:rPr>
+          <w:lang w:val="gu_IN" w:bidi="gu_IN"/>
+        </w:rPr>
+        <w:t xml:space="preserve"> થી ભરપૂર હતો.</w:t>
+      </w:r>
+    </w:p>
+    <w:p>
+      <w:pPr>
+        <w:pStyle w:val="Heading3"/>
+      </w:pPr>
+      <w:r>
+        <w:rPr>
+          <w:lang w:val="gu_IN" w:bidi="gu_IN"/>
+        </w:rPr>
+        <w:t>શબ્દ માહિતી:</w:t>
+      </w:r>
+    </w:p>
+    <w:p>
+      <w:pPr>
+        <w:pStyle w:val="ListBullet"/>
+        <w:spacing w:line="240" w:lineRule="auto"/>
+        <w:ind w:left="720"/>
+      </w:pPr>
+      <w:r>
+        <w:rPr>
+          <w:lang w:val="gu_IN" w:bidi="gu_IN"/>
+        </w:rPr>
+      </w:r>
+      <w:r>
+        <w:rPr>
+          <w:lang w:val="gu_IN" w:bidi="gu_IN"/>
+        </w:rPr>
+        <w:t>Strong's: H998, H1350, H2445, H2449, H2450, H2451, H2452, H2454, H2942, H3820, H3823, H6195, H6493, H6912, H7535, H7919, H7922, H8454, G4678, G4679, G4680, G4920, G5428, G5429, G5430</w:t>
       </w:r>
       <w:r>
         <w:rPr>
